--- a/druki/kacik-dyrektora/word/Kacik_Dyrektora_Plan_Pracy_PCTP.docx
+++ b/druki/kacik-dyrektora/word/Kacik_Dyrektora_Plan_Pracy_PCTP.docx
@@ -661,7 +661,7 @@
                 <w:sz w:val="12"/>
                 <w:szCs w:val="12"/>
               </w:rPr>
-              <w:t xml:space="preserve"> Ustawa z dnia 14 grudnia 2016 r. — Prawo oświatowe (t.j. Dz.U. z 2024 r. poz. 737, z późn. zm.): </w:t>
+              <w:t xml:space="preserve"> Ustawa z dnia 14 grudnia 2016 r. — Prawo oświatowe (t.j. Dz.U. z 2026 r. poz. 820, z późn. zm.): </w:t>
             </w:r>
             <w:r>
               <w:rPr>
@@ -913,7 +913,7 @@
                 <w:sz w:val="12"/>
                 <w:szCs w:val="12"/>
               </w:rPr>
-              <w:t xml:space="preserve"> (Dz.U. z 2017 r. poz. 649, z późn. zm.) — liczebność oddziałów, w tym integracyjnych i specjalnych. </w:t>
+              <w:t xml:space="preserve"> (t.j. Dz.U. z 2023 r. poz. 2736, z późn. zm.) — liczebność oddziałów, w tym integracyjnych i specjalnych. </w:t>
             </w:r>
             <w:r>
               <w:rPr>
@@ -2729,7 +2729,7 @@
                 <w:sz w:val="14"/>
                 <w:szCs w:val="14"/>
               </w:rPr>
-              <w:t xml:space="preserve">Wdrażanie zmian z Reformy26 — nowa podstawa programowa i dziewięć obszarów</w:t>
+              <w:t xml:space="preserve">Wspieranie przedszkoli i szkół we wdrażaniu zmian wynikających z Reformy26. Kompas Jutra , ukierunkowanych na tworzenie szkoły wymagającej, wspierającej i przyjaznej rozwojowi ucznia</w:t>
             </w:r>
           </w:p>
         </w:tc>
@@ -2866,7 +2866,7 @@
                 <w:sz w:val="14"/>
                 <w:szCs w:val="14"/>
               </w:rPr>
-              <w:t xml:space="preserve">Budowanie odporności społecznej — postawy prospołeczne i bezpieczeństwo</w:t>
+              <w:t xml:space="preserve">Szkoła miejscem budowania odporności społecznej — kształtowanie postaw patriotycznych, obywatelskich i prospołecznych oraz odpowiedzialności za bezpieczeństwo własne i innych</w:t>
             </w:r>
           </w:p>
         </w:tc>
@@ -3003,7 +3003,7 @@
                 <w:sz w:val="14"/>
                 <w:szCs w:val="14"/>
               </w:rPr>
-              <w:t xml:space="preserve">Edukacja zdrowotna — zdrowy styl życia, ruch, pierwsza pomoc</w:t>
+              <w:t xml:space="preserve">Edukacja zdrowotna w szkole — promowanie zdrowego stylu życia, aktywności ruchowej oraz przygotowanie uczniów do odpowiedzialnych zachowań prozdrowotnych i udzielania pierwszej pomocy</w:t>
             </w:r>
           </w:p>
         </w:tc>
@@ -3140,7 +3140,7 @@
                 <w:sz w:val="14"/>
                 <w:szCs w:val="14"/>
               </w:rPr>
-              <w:t xml:space="preserve">Higiena cyfrowa i aktywność off-line</w:t>
+              <w:t xml:space="preserve">Promowanie higieny cyfrowej i aktywności off-line. Rozwijanie umiejętności bezpiecznego poruszania się w sieci i krytycznego myślenia, w tym odpowiedzialnego korzystania ze sztucznej inteligencji, a także korzystania z funkcjonalności i zasobów Zintegrowanej Platformy Edukacyjnej</w:t>
             </w:r>
           </w:p>
         </w:tc>
@@ -3277,7 +3277,7 @@
                 <w:sz w:val="14"/>
                 <w:szCs w:val="14"/>
               </w:rPr>
-              <w:t xml:space="preserve">Rozpoznawanie potrzeb z wykorzystaniem oceny funkcjonowania</w:t>
+              <w:t xml:space="preserve">Rozpoznawanie potrzeb dzieci i młodzieży z wykorzystaniem oceny funkcjonowania w środowisku przedszkolnym i szkolnym. Wspieranie przedszkoli i szkół w zakresie współpracy z rodzicami w procesie edukacji, pomocy psychologiczno-pedagogicznej i wychowania w celu zapewnienia spójności i skuteczności wsparcia udzielanego każdemu dziecku</w:t>
             </w:r>
           </w:p>
         </w:tc>
@@ -3414,7 +3414,7 @@
                 <w:sz w:val="14"/>
                 <w:szCs w:val="14"/>
               </w:rPr>
-              <w:t xml:space="preserve">Współpraca z rodzicami w edukacji, pomocy p-p i wychowaniu</w:t>
+              <w:t xml:space="preserve">Profilaktyka uzależnień behawioralnych i przeciwdziałanie przemocy rówieśniczej. Wspieranie zdrowia psychicznego dzieci i młodzieży oraz udzielanie pomocy w kryzysach psychicznych</w:t>
             </w:r>
           </w:p>
         </w:tc>
@@ -3551,7 +3551,7 @@
                 <w:sz w:val="14"/>
                 <w:szCs w:val="14"/>
               </w:rPr>
-              <w:t xml:space="preserve">Profilaktyka uzależnień behawioralnych i przeciwdziałanie przemocy</w:t>
+              <w:t xml:space="preserve">Wspieranie podejmowania świadomych decyzji edukacyjno-zawodowych, ze szczególnym uwzględnieniem doradztwa zawodowego i promocji kształcenia zawodowego. Upowszechnienie nowej oferty kształcenia zawodowego wypracowanej z branżami</w:t>
             </w:r>
           </w:p>
         </w:tc>
@@ -3688,7 +3688,7 @@
                 <w:sz w:val="14"/>
                 <w:szCs w:val="14"/>
               </w:rPr>
-              <w:t xml:space="preserve">Wspieranie świadomych decyzji edukacyjnych</w:t>
+              <w:t xml:space="preserve">Wspieranie ciekawości i aktywności poznawczej uczniów poprzez promowanie kształcenia interdyscyplinarnego i pracy projektowej oraz wykorzystywanie oceniania kształtującego i informacji zwrotnej w pracy z uczniem</w:t>
             </w:r>
           </w:p>
         </w:tc>
